--- a/SistemaOroAmbiental.Application/Contratos/Plantillas/2.docx
+++ b/SistemaOroAmbiental.Application/Contratos/Plantillas/2.docx
@@ -121,6 +121,9 @@
                 </w:p>
                 <w:p>
                   <w:pPr>
+                    <w:tabs>
+                      <w:tab w:val="left" w:pos="5200"/>
+                    </w:tabs>
                     <w:spacing w:after="0" w:line="240" w:lineRule="atLeast"/>
                     <w:rPr>
                       <w:rFonts w:cs="Calibri"/>
@@ -166,24 +169,6 @@
                         <w:t>{DOMICILIOCLIENTE}</w:t>
                       </w:r>
                     </w:t>
-                  </w:r>
-                  <w:r>
-                    <w:rPr>
-                      <w:rFonts w:cs="Calibri"/>
-                      <w:b/>
-                      <w:sz w:val="24"/>
-                      <w:szCs w:val="24"/>
-                    </w:rPr>
-                    <w:tab/>
-                  </w:r>
-                  <w:r>
-                    <w:rPr>
-                      <w:rFonts w:cs="Calibri"/>
-                      <w:b/>
-                      <w:sz w:val="24"/>
-                      <w:szCs w:val="24"/>
-                    </w:rPr>
-                    <w:tab/>
                   </w:r>
                   <w:r>
                     <w:rPr>
@@ -239,6 +224,9 @@
                 </w:p>
                 <w:p>
                   <w:pPr>
+                    <w:tabs>
+                      <w:tab w:val="left" w:pos="5200"/>
+                    </w:tabs>
                     <w:spacing w:after="0" w:line="240" w:lineRule="atLeast"/>
                     <w:rPr>
                       <w:rFonts w:cs="Calibri"/>
@@ -297,26 +285,6 @@
                       <w:lang w:val="es-ES"/>
                     </w:rPr>
                     <w:tab/>
-                  </w:r>
-                  <w:r>
-                    <w:rPr>
-                      <w:rFonts w:cs="Calibri"/>
-                      <w:b/>
-                      <w:sz w:val="24"/>
-                      <w:szCs w:val="24"/>
-                      <w:lang w:val="es-ES"/>
-                    </w:rPr>
-                    <w:tab/>
-                  </w:r>
-                  <w:r>
-                    <w:rPr>
-                      <w:rFonts w:cs="Calibri"/>
-                      <w:b/>
-                      <w:sz w:val="24"/>
-                      <w:szCs w:val="24"/>
-                      <w:lang w:val="es-ES"/>
-                    </w:rPr>
-                    <w:tab/>
                     <w:t>CUIT</w:t>
                   </w:r>
                   <w:proofErr w:type="gramStart"/>
@@ -364,6 +332,9 @@
                 </w:p>
                 <w:p>
                   <w:pPr>
+                    <w:tabs>
+                      <w:tab w:val="left" w:pos="5200"/>
+                    </w:tabs>
                     <w:spacing w:after="0" w:line="240" w:lineRule="atLeast"/>
                     <w:rPr>
                       <w:rFonts w:cs="Calibri"/>
@@ -431,16 +402,6 @@
                       <w:szCs w:val="24"/>
                       <w:lang w:val="es-ES"/>
                     </w:rPr>
-                    <w:tab/>
-                  </w:r>
-                  <w:r>
-                    <w:rPr>
-                      <w:rFonts w:cs="Calibri"/>
-                      <w:b/>
-                      <w:sz w:val="24"/>
-                      <w:szCs w:val="24"/>
-                      <w:lang w:val="es-ES"/>
-                    </w:rPr>
                     <w:t xml:space="preserve">Condición Fiscal: </w:t>
                   </w:r>
                   <w:r>
@@ -477,6 +438,9 @@
                 </w:p>
                 <w:p>
                   <w:pPr>
+                    <w:tabs>
+                      <w:tab w:val="left" w:pos="5200"/>
+                    </w:tabs>
                     <w:spacing w:after="0" w:line="240" w:lineRule="atLeast"/>
                     <w:rPr>
                       <w:rFonts w:cs="Calibri"/>
@@ -534,26 +498,6 @@
                       <w:lang w:val="es-ES"/>
                     </w:rPr>
                     <w:tab/>
-                  </w:r>
-                  <w:r>
-                    <w:rPr>
-                      <w:rFonts w:cs="Calibri"/>
-                      <w:b/>
-                      <w:sz w:val="24"/>
-                      <w:szCs w:val="24"/>
-                      <w:lang w:val="es-ES"/>
-                    </w:rPr>
-                    <w:tab/>
-                  </w:r>
-                  <w:r>
-                    <w:rPr>
-                      <w:rFonts w:cs="Calibri"/>
-                      <w:b/>
-                      <w:sz w:val="24"/>
-                      <w:szCs w:val="24"/>
-                      <w:lang w:val="es-ES"/>
-                    </w:rPr>
-                    <w:tab/>
                     <w:t>E-</w:t>
                   </w:r>
                   <w:r>
@@ -2751,6 +2695,7 @@
     </w:p>
     <w:p>
       <w:pPr>
+        <w:keepNext/>
         <w:pStyle w:val="Prrafodelista"/>
         <w:spacing w:line="240" w:lineRule="auto"/>
         <w:jc w:val="both"/>
